--- a/Documentos/SARC_SRS_IEEE830_ICONTEC.docx
+++ b/Documentos/SARC_SRS_IEEE830_ICONTEC.docx
@@ -371,7 +371,7 @@
         </w:rPr>
         <w:fldChar w:fldCharType="separate"/>
       </w:r>
-      <w:hyperlink w:anchor="_Toc230191289" w:history="1">
+      <w:hyperlink w:anchor="_Toc230255666" w:history="1">
         <w:r>
           <w:rPr>
             <w:rStyle w:val="Hipervnculo"/>
@@ -399,7 +399,7 @@
             <w:noProof/>
             <w:webHidden/>
           </w:rPr>
-          <w:instrText xml:space="preserve"> PAGEREF _Toc230191289 \h </w:instrText>
+          <w:instrText xml:space="preserve"> PAGEREF _Toc230255666 \h </w:instrText>
         </w:r>
         <w:r>
           <w:rPr>
@@ -444,7 +444,7 @@
           <w14:ligatures w14:val="standardContextual"/>
         </w:rPr>
       </w:pPr>
-      <w:hyperlink w:anchor="_Toc230191290" w:history="1">
+      <w:hyperlink w:anchor="_Toc230255667" w:history="1">
         <w:r>
           <w:rPr>
             <w:rStyle w:val="Hipervnculo"/>
@@ -472,7 +472,7 @@
             <w:noProof/>
             <w:webHidden/>
           </w:rPr>
-          <w:instrText xml:space="preserve"> PAGEREF _Toc230191290 \h </w:instrText>
+          <w:instrText xml:space="preserve"> PAGEREF _Toc230255667 \h </w:instrText>
         </w:r>
         <w:r>
           <w:rPr>
@@ -517,7 +517,7 @@
           <w14:ligatures w14:val="standardContextual"/>
         </w:rPr>
       </w:pPr>
-      <w:hyperlink w:anchor="_Toc230191291" w:history="1">
+      <w:hyperlink w:anchor="_Toc230255668" w:history="1">
         <w:r>
           <w:rPr>
             <w:rStyle w:val="Hipervnculo"/>
@@ -545,7 +545,7 @@
             <w:noProof/>
             <w:webHidden/>
           </w:rPr>
-          <w:instrText xml:space="preserve"> PAGEREF _Toc230191291 \h </w:instrText>
+          <w:instrText xml:space="preserve"> PAGEREF _Toc230255668 \h </w:instrText>
         </w:r>
         <w:r>
           <w:rPr>
@@ -590,7 +590,7 @@
           <w14:ligatures w14:val="standardContextual"/>
         </w:rPr>
       </w:pPr>
-      <w:hyperlink w:anchor="_Toc230191292" w:history="1">
+      <w:hyperlink w:anchor="_Toc230255669" w:history="1">
         <w:r>
           <w:rPr>
             <w:rStyle w:val="Hipervnculo"/>
@@ -618,7 +618,7 @@
             <w:noProof/>
             <w:webHidden/>
           </w:rPr>
-          <w:instrText xml:space="preserve"> PAGEREF _Toc230191292 \h </w:instrText>
+          <w:instrText xml:space="preserve"> PAGEREF _Toc230255669 \h </w:instrText>
         </w:r>
         <w:r>
           <w:rPr>
@@ -663,7 +663,7 @@
           <w14:ligatures w14:val="standardContextual"/>
         </w:rPr>
       </w:pPr>
-      <w:hyperlink w:anchor="_Toc230191293" w:history="1">
+      <w:hyperlink w:anchor="_Toc230255670" w:history="1">
         <w:r>
           <w:rPr>
             <w:rStyle w:val="Hipervnculo"/>
@@ -691,7 +691,7 @@
             <w:noProof/>
             <w:webHidden/>
           </w:rPr>
-          <w:instrText xml:space="preserve"> PAGEREF _Toc230191293 \h </w:instrText>
+          <w:instrText xml:space="preserve"> PAGEREF _Toc230255670 \h </w:instrText>
         </w:r>
         <w:r>
           <w:rPr>
@@ -736,7 +736,7 @@
           <w14:ligatures w14:val="standardContextual"/>
         </w:rPr>
       </w:pPr>
-      <w:hyperlink w:anchor="_Toc230191294" w:history="1">
+      <w:hyperlink w:anchor="_Toc230255671" w:history="1">
         <w:r>
           <w:rPr>
             <w:rStyle w:val="Hipervnculo"/>
@@ -764,7 +764,7 @@
             <w:noProof/>
             <w:webHidden/>
           </w:rPr>
-          <w:instrText xml:space="preserve"> PAGEREF _Toc230191294 \h </w:instrText>
+          <w:instrText xml:space="preserve"> PAGEREF _Toc230255671 \h </w:instrText>
         </w:r>
         <w:r>
           <w:rPr>
@@ -809,7 +809,7 @@
           <w14:ligatures w14:val="standardContextual"/>
         </w:rPr>
       </w:pPr>
-      <w:hyperlink w:anchor="_Toc230191295" w:history="1">
+      <w:hyperlink w:anchor="_Toc230255672" w:history="1">
         <w:r>
           <w:rPr>
             <w:rStyle w:val="Hipervnculo"/>
@@ -837,7 +837,7 @@
             <w:noProof/>
             <w:webHidden/>
           </w:rPr>
-          <w:instrText xml:space="preserve"> PAGEREF _Toc230191295 \h </w:instrText>
+          <w:instrText xml:space="preserve"> PAGEREF _Toc230255672 \h </w:instrText>
         </w:r>
         <w:r>
           <w:rPr>
@@ -882,7 +882,7 @@
           <w14:ligatures w14:val="standardContextual"/>
         </w:rPr>
       </w:pPr>
-      <w:hyperlink w:anchor="_Toc230191296" w:history="1">
+      <w:hyperlink w:anchor="_Toc230255673" w:history="1">
         <w:r>
           <w:rPr>
             <w:rStyle w:val="Hipervnculo"/>
@@ -910,7 +910,7 @@
             <w:noProof/>
             <w:webHidden/>
           </w:rPr>
-          <w:instrText xml:space="preserve"> PAGEREF _Toc230191296 \h </w:instrText>
+          <w:instrText xml:space="preserve"> PAGEREF _Toc230255673 \h </w:instrText>
         </w:r>
         <w:r>
           <w:rPr>
@@ -955,7 +955,7 @@
           <w14:ligatures w14:val="standardContextual"/>
         </w:rPr>
       </w:pPr>
-      <w:hyperlink w:anchor="_Toc230191297" w:history="1">
+      <w:hyperlink w:anchor="_Toc230255674" w:history="1">
         <w:r>
           <w:rPr>
             <w:rStyle w:val="Hipervnculo"/>
@@ -983,7 +983,7 @@
             <w:noProof/>
             <w:webHidden/>
           </w:rPr>
-          <w:instrText xml:space="preserve"> PAGEREF _Toc230191297 \h </w:instrText>
+          <w:instrText xml:space="preserve"> PAGEREF _Toc230255674 \h </w:instrText>
         </w:r>
         <w:r>
           <w:rPr>
@@ -1028,7 +1028,7 @@
           <w14:ligatures w14:val="standardContextual"/>
         </w:rPr>
       </w:pPr>
-      <w:hyperlink w:anchor="_Toc230191298" w:history="1">
+      <w:hyperlink w:anchor="_Toc230255675" w:history="1">
         <w:r>
           <w:rPr>
             <w:rStyle w:val="Hipervnculo"/>
@@ -1056,7 +1056,7 @@
             <w:noProof/>
             <w:webHidden/>
           </w:rPr>
-          <w:instrText xml:space="preserve"> PAGEREF _Toc230191298 \h </w:instrText>
+          <w:instrText xml:space="preserve"> PAGEREF _Toc230255675 \h </w:instrText>
         </w:r>
         <w:r>
           <w:rPr>
@@ -1101,7 +1101,7 @@
           <w14:ligatures w14:val="standardContextual"/>
         </w:rPr>
       </w:pPr>
-      <w:hyperlink w:anchor="_Toc230191299" w:history="1">
+      <w:hyperlink w:anchor="_Toc230255676" w:history="1">
         <w:r>
           <w:rPr>
             <w:rStyle w:val="Hipervnculo"/>
@@ -1129,7 +1129,7 @@
             <w:noProof/>
             <w:webHidden/>
           </w:rPr>
-          <w:instrText xml:space="preserve"> PAGEREF _Toc230191299 \h </w:instrText>
+          <w:instrText xml:space="preserve"> PAGEREF _Toc230255676 \h </w:instrText>
         </w:r>
         <w:r>
           <w:rPr>
@@ -1174,7 +1174,7 @@
           <w14:ligatures w14:val="standardContextual"/>
         </w:rPr>
       </w:pPr>
-      <w:hyperlink w:anchor="_Toc230191300" w:history="1">
+      <w:hyperlink w:anchor="_Toc230255677" w:history="1">
         <w:r>
           <w:rPr>
             <w:rStyle w:val="Hipervnculo"/>
@@ -1202,7 +1202,7 @@
             <w:noProof/>
             <w:webHidden/>
           </w:rPr>
-          <w:instrText xml:space="preserve"> PAGEREF _Toc230191300 \h </w:instrText>
+          <w:instrText xml:space="preserve"> PAGEREF _Toc230255677 \h </w:instrText>
         </w:r>
         <w:r>
           <w:rPr>
@@ -1247,7 +1247,7 @@
           <w14:ligatures w14:val="standardContextual"/>
         </w:rPr>
       </w:pPr>
-      <w:hyperlink w:anchor="_Toc230191301" w:history="1">
+      <w:hyperlink w:anchor="_Toc230255678" w:history="1">
         <w:r>
           <w:rPr>
             <w:rStyle w:val="Hipervnculo"/>
@@ -1275,7 +1275,7 @@
             <w:noProof/>
             <w:webHidden/>
           </w:rPr>
-          <w:instrText xml:space="preserve"> PAGEREF _Toc230191301 \h </w:instrText>
+          <w:instrText xml:space="preserve"> PAGEREF _Toc230255678 \h </w:instrText>
         </w:r>
         <w:r>
           <w:rPr>
@@ -1320,7 +1320,7 @@
           <w14:ligatures w14:val="standardContextual"/>
         </w:rPr>
       </w:pPr>
-      <w:hyperlink w:anchor="_Toc230191302" w:history="1">
+      <w:hyperlink w:anchor="_Toc230255679" w:history="1">
         <w:r>
           <w:rPr>
             <w:rStyle w:val="Hipervnculo"/>
@@ -1348,7 +1348,7 @@
             <w:noProof/>
             <w:webHidden/>
           </w:rPr>
-          <w:instrText xml:space="preserve"> PAGEREF _Toc230191302 \h </w:instrText>
+          <w:instrText xml:space="preserve"> PAGEREF _Toc230255679 \h </w:instrText>
         </w:r>
         <w:r>
           <w:rPr>
@@ -1393,7 +1393,7 @@
           <w14:ligatures w14:val="standardContextual"/>
         </w:rPr>
       </w:pPr>
-      <w:hyperlink w:anchor="_Toc230191303" w:history="1">
+      <w:hyperlink w:anchor="_Toc230255680" w:history="1">
         <w:r>
           <w:rPr>
             <w:rStyle w:val="Hipervnculo"/>
@@ -1421,7 +1421,7 @@
             <w:noProof/>
             <w:webHidden/>
           </w:rPr>
-          <w:instrText xml:space="preserve"> PAGEREF _Toc230191303 \h </w:instrText>
+          <w:instrText xml:space="preserve"> PAGEREF _Toc230255680 \h </w:instrText>
         </w:r>
         <w:r>
           <w:rPr>
@@ -1466,7 +1466,7 @@
           <w14:ligatures w14:val="standardContextual"/>
         </w:rPr>
       </w:pPr>
-      <w:hyperlink w:anchor="_Toc230191304" w:history="1">
+      <w:hyperlink w:anchor="_Toc230255681" w:history="1">
         <w:r>
           <w:rPr>
             <w:rStyle w:val="Hipervnculo"/>
@@ -1494,7 +1494,7 @@
             <w:noProof/>
             <w:webHidden/>
           </w:rPr>
-          <w:instrText xml:space="preserve"> PAGEREF _Toc230191304 \h </w:instrText>
+          <w:instrText xml:space="preserve"> PAGEREF _Toc230255681 \h </w:instrText>
         </w:r>
         <w:r>
           <w:rPr>
@@ -1539,7 +1539,7 @@
           <w14:ligatures w14:val="standardContextual"/>
         </w:rPr>
       </w:pPr>
-      <w:hyperlink w:anchor="_Toc230191305" w:history="1">
+      <w:hyperlink w:anchor="_Toc230255682" w:history="1">
         <w:r>
           <w:rPr>
             <w:rStyle w:val="Hipervnculo"/>
@@ -1567,7 +1567,7 @@
             <w:noProof/>
             <w:webHidden/>
           </w:rPr>
-          <w:instrText xml:space="preserve"> PAGEREF _Toc230191305 \h </w:instrText>
+          <w:instrText xml:space="preserve"> PAGEREF _Toc230255682 \h </w:instrText>
         </w:r>
         <w:r>
           <w:rPr>
@@ -1612,7 +1612,7 @@
           <w14:ligatures w14:val="standardContextual"/>
         </w:rPr>
       </w:pPr>
-      <w:hyperlink w:anchor="_Toc230191306" w:history="1">
+      <w:hyperlink w:anchor="_Toc230255683" w:history="1">
         <w:r>
           <w:rPr>
             <w:rStyle w:val="Hipervnculo"/>
@@ -1641,7 +1641,7 @@
             <w:noProof/>
             <w:webHidden/>
           </w:rPr>
-          <w:instrText xml:space="preserve"> PAGEREF _Toc230191306 \h </w:instrText>
+          <w:instrText xml:space="preserve"> PAGEREF _Toc230255683 \h </w:instrText>
         </w:r>
         <w:r>
           <w:rPr>
@@ -1720,7 +1720,7 @@
           <w:szCs w:val="24"/>
         </w:rPr>
       </w:pPr>
-      <w:bookmarkStart w:id="0" w:name="_Toc230191289"/>
+      <w:bookmarkStart w:id="0" w:name="_Toc230255666"/>
       <w:r>
         <w:rPr>
           <w:rFonts w:ascii="Arial" w:hAnsi="Arial" w:cs="Arial"/>
@@ -1789,27 +1789,7 @@
           <w:sz w:val="24"/>
           <w:szCs w:val="24"/>
         </w:rPr>
-        <w:t xml:space="preserve">El proyecto fue desarrollado como una aplicación web modular con HTML5, CSS3 y JavaScript ES Modules. Integra Firebase Authentication para autenticación por correo y contraseña, Cloud Firestore para persistencia de información académica por usuario y un servidor local Python para ejecución en desarrollo. No utiliza </w:t>
-      </w:r>
-      <w:proofErr w:type="spellStart"/>
-      <w:r>
-        <w:rPr>
-          <w:rFonts w:cs="Arial"/>
-          <w:color w:val="1F2937"/>
-          <w:sz w:val="24"/>
-          <w:szCs w:val="24"/>
-        </w:rPr>
-        <w:t>frameworks</w:t>
-      </w:r>
-      <w:proofErr w:type="spellEnd"/>
-      <w:r>
-        <w:rPr>
-          <w:rFonts w:cs="Arial"/>
-          <w:color w:val="1F2937"/>
-          <w:sz w:val="24"/>
-          <w:szCs w:val="24"/>
-        </w:rPr>
-        <w:t xml:space="preserve"> frontend ni backend tradicionales; su estructura se basa en plantillas HTML por vista, módulos JavaScript compartidos y estado global administrado en memoria.</w:t>
+        <w:t>El proyecto fue desarrollado como una aplicación web modular con HTML5, CSS3 y JavaScript ES Modules. Integra Firebase Authentication para autenticación por correo y contraseña, Cloud Firestore para persistencia de información académica por usuario y un servidor local Python para ejecución en desarrollo. No utiliza frameworks frontend ni backend tradicionales; su estructura se basa en plantillas HTML por vista, módulos JavaScript compartidos y estado global administrado en memoria.</w:t>
       </w:r>
     </w:p>
     <w:p>
@@ -1861,7 +1841,7 @@
           <w:szCs w:val="24"/>
         </w:rPr>
       </w:pPr>
-      <w:bookmarkStart w:id="1" w:name="_Toc230191290"/>
+      <w:bookmarkStart w:id="1" w:name="_Toc230255667"/>
       <w:r>
         <w:rPr>
           <w:rFonts w:ascii="Arial" w:hAnsi="Arial" w:cs="Arial"/>
@@ -1992,7 +1972,7 @@
           <w:szCs w:val="24"/>
         </w:rPr>
       </w:pPr>
-      <w:bookmarkStart w:id="2" w:name="_Toc230191291"/>
+      <w:bookmarkStart w:id="2" w:name="_Toc230255668"/>
       <w:r>
         <w:rPr>
           <w:rFonts w:ascii="Arial" w:hAnsi="Arial" w:cs="Arial"/>
@@ -2023,7 +2003,7 @@
           <w:szCs w:val="24"/>
         </w:rPr>
       </w:pPr>
-      <w:bookmarkStart w:id="3" w:name="_Toc230191292"/>
+      <w:bookmarkStart w:id="3" w:name="_Toc230255669"/>
       <w:r>
         <w:rPr>
           <w:rFonts w:ascii="Arial" w:hAnsi="Arial" w:cs="Arial"/>
@@ -2081,7 +2061,7 @@
           <w:szCs w:val="24"/>
         </w:rPr>
       </w:pPr>
-      <w:bookmarkStart w:id="4" w:name="_Toc230191293"/>
+      <w:bookmarkStart w:id="4" w:name="_Toc230255670"/>
       <w:r>
         <w:rPr>
           <w:rFonts w:ascii="Arial" w:hAnsi="Arial" w:cs="Arial"/>
@@ -2260,7 +2240,7 @@
           <w:szCs w:val="24"/>
         </w:rPr>
       </w:pPr>
-      <w:bookmarkStart w:id="5" w:name="_Toc230191294"/>
+      <w:bookmarkStart w:id="5" w:name="_Toc230255671"/>
       <w:r>
         <w:rPr>
           <w:rFonts w:ascii="Arial" w:hAnsi="Arial" w:cs="Arial"/>
@@ -2300,7 +2280,7 @@
           <w:szCs w:val="24"/>
         </w:rPr>
       </w:pPr>
-      <w:bookmarkStart w:id="6" w:name="_Toc230191295"/>
+      <w:bookmarkStart w:id="6" w:name="_Toc230255672"/>
       <w:r>
         <w:rPr>
           <w:rFonts w:ascii="Arial" w:hAnsi="Arial" w:cs="Arial"/>
@@ -2434,27 +2414,7 @@
           <w:sz w:val="24"/>
           <w:szCs w:val="24"/>
         </w:rPr>
-        <w:t xml:space="preserve"> El sistema debe mostrar un </w:t>
-      </w:r>
-      <w:proofErr w:type="spellStart"/>
-      <w:r>
-        <w:rPr>
-          <w:rFonts w:cs="Arial"/>
-          <w:color w:val="1F2937"/>
-          <w:sz w:val="24"/>
-          <w:szCs w:val="24"/>
-        </w:rPr>
-        <w:t>dashboard</w:t>
-      </w:r>
-      <w:proofErr w:type="spellEnd"/>
-      <w:r>
-        <w:rPr>
-          <w:rFonts w:cs="Arial"/>
-          <w:color w:val="1F2937"/>
-          <w:sz w:val="24"/>
-          <w:szCs w:val="24"/>
-        </w:rPr>
-        <w:t xml:space="preserve"> con saludo, cursos sugeridos y recomendaciones académicas.</w:t>
+        <w:t xml:space="preserve"> El sistema debe mostrar un dashboard con saludo, cursos sugeridos y recomendaciones académicas.</w:t>
       </w:r>
     </w:p>
     <w:p>
@@ -2661,7 +2621,7 @@
           <w:szCs w:val="24"/>
         </w:rPr>
       </w:pPr>
-      <w:bookmarkStart w:id="7" w:name="_Toc230191296"/>
+      <w:bookmarkStart w:id="7" w:name="_Toc230255673"/>
       <w:r>
         <w:rPr>
           <w:rFonts w:ascii="Arial" w:hAnsi="Arial" w:cs="Arial"/>
@@ -2877,7 +2837,7 @@
           <w:szCs w:val="24"/>
         </w:rPr>
       </w:pPr>
-      <w:bookmarkStart w:id="8" w:name="_Toc230191297"/>
+      <w:bookmarkStart w:id="8" w:name="_Toc230255674"/>
       <w:r>
         <w:rPr>
           <w:rFonts w:ascii="Arial" w:hAnsi="Arial" w:cs="Arial"/>
@@ -3056,7 +3016,7 @@
           <w:szCs w:val="24"/>
         </w:rPr>
       </w:pPr>
-      <w:bookmarkStart w:id="9" w:name="_Toc230191298"/>
+      <w:bookmarkStart w:id="9" w:name="_Toc230255675"/>
       <w:bookmarkStart w:id="10" w:name="_Hlk230190494"/>
       <w:r>
         <w:rPr>
@@ -3098,7 +3058,7 @@
           <w:szCs w:val="24"/>
         </w:rPr>
       </w:pPr>
-      <w:bookmarkStart w:id="11" w:name="_Toc230191299"/>
+      <w:bookmarkStart w:id="11" w:name="_Toc230255676"/>
       <w:r>
         <w:rPr>
           <w:rFonts w:ascii="Arial" w:hAnsi="Arial" w:cs="Arial"/>
@@ -3182,25 +3142,7 @@
           <w:sz w:val="24"/>
           <w:szCs w:val="24"/>
         </w:rPr>
-        <w:t xml:space="preserve"> El estudiante ingresa su correo institucional y contraseña. El sistema valida las credenciales mediante Firebase Authentication y, si son correctas, redirige al </w:t>
-      </w:r>
-      <w:proofErr w:type="spellStart"/>
-      <w:r>
-        <w:rPr>
-          <w:rFonts w:cs="Arial"/>
-          <w:sz w:val="24"/>
-          <w:szCs w:val="24"/>
-        </w:rPr>
-        <w:t>dashboard</w:t>
-      </w:r>
-      <w:proofErr w:type="spellEnd"/>
-      <w:r>
-        <w:rPr>
-          <w:rFonts w:cs="Arial"/>
-          <w:sz w:val="24"/>
-          <w:szCs w:val="24"/>
-        </w:rPr>
-        <w:t>. La aceptación del tratamiento de datos personales (Habeas Data) es obligatoria para completar el acceso.</w:t>
+        <w:t xml:space="preserve"> El estudiante ingresa su correo institucional y contraseña. El sistema valida las credenciales mediante Firebase Authentication y, si son correctas, redirige al dashboard. La aceptación del tratamiento de datos personales (Habeas Data) es obligatoria para completar el acceso.</w:t>
       </w:r>
     </w:p>
     <w:p>
@@ -3296,29 +3238,7 @@
           <w:sz w:val="24"/>
           <w:szCs w:val="24"/>
         </w:rPr>
-        <w:t xml:space="preserve">Ver </w:t>
-      </w:r>
-      <w:proofErr w:type="spellStart"/>
-      <w:r>
-        <w:rPr>
-          <w:rFonts w:cs="Arial"/>
-          <w:b/>
-          <w:bCs/>
-          <w:sz w:val="24"/>
-          <w:szCs w:val="24"/>
-        </w:rPr>
-        <w:t>dashboard</w:t>
-      </w:r>
-      <w:proofErr w:type="spellEnd"/>
-      <w:r>
-        <w:rPr>
-          <w:rFonts w:cs="Arial"/>
-          <w:b/>
-          <w:bCs/>
-          <w:sz w:val="24"/>
-          <w:szCs w:val="24"/>
-        </w:rPr>
-        <w:t xml:space="preserve"> académico.</w:t>
+        <w:t>Ver dashboard académico.</w:t>
       </w:r>
       <w:r>
         <w:rPr>
@@ -3854,7 +3774,7 @@
           <w:szCs w:val="24"/>
         </w:rPr>
       </w:pPr>
-      <w:bookmarkStart w:id="12" w:name="_Toc230191300"/>
+      <w:bookmarkStart w:id="12" w:name="_Toc230255677"/>
       <w:r>
         <w:rPr>
           <w:rFonts w:ascii="Arial" w:hAnsi="Arial" w:cs="Arial"/>
@@ -4560,7 +4480,7 @@
           <w:szCs w:val="24"/>
         </w:rPr>
       </w:pPr>
-      <w:bookmarkStart w:id="13" w:name="_Toc230191301"/>
+      <w:bookmarkStart w:id="13" w:name="_Toc230255678"/>
       <w:r>
         <w:rPr>
           <w:rFonts w:ascii="Arial" w:hAnsi="Arial" w:cs="Arial"/>
@@ -6335,23 +6255,7 @@
                 <w:sz w:val="19"/>
                 <w:szCs w:val="19"/>
               </w:rPr>
-              <w:t xml:space="preserve">1. El </w:t>
-            </w:r>
-            <w:proofErr w:type="spellStart"/>
-            <w:r>
-              <w:rPr>
-                <w:sz w:val="19"/>
-                <w:szCs w:val="19"/>
-              </w:rPr>
-              <w:t>dashboard</w:t>
-            </w:r>
-            <w:proofErr w:type="spellEnd"/>
-            <w:r>
-              <w:rPr>
-                <w:sz w:val="19"/>
-                <w:szCs w:val="19"/>
-              </w:rPr>
-              <w:t xml:space="preserve"> muestra saludo personalizado.</w:t>
+              <w:t>1. El dashboard muestra saludo personalizado.</w:t>
             </w:r>
           </w:p>
           <w:p>
@@ -9177,7 +9081,7 @@
           <w:szCs w:val="24"/>
         </w:rPr>
       </w:pPr>
-      <w:bookmarkStart w:id="14" w:name="_Toc230191302"/>
+      <w:bookmarkStart w:id="14" w:name="_Toc230255679"/>
       <w:r>
         <w:rPr>
           <w:rFonts w:ascii="Arial" w:hAnsi="Arial" w:cs="Arial"/>
@@ -9306,29 +9210,7 @@
                 <w:szCs w:val="20"/>
                 <w:lang w:val="en-US"/>
               </w:rPr>
-              <w:t xml:space="preserve">HTML5, CSS3, JavaScript ES Modules, Firebase Authentication, Cloud Firestore y Python </w:t>
-            </w:r>
-            <w:proofErr w:type="spellStart"/>
-            <w:r>
-              <w:rPr>
-                <w:rFonts w:cs="Arial"/>
-                <w:color w:val="1F2937"/>
-                <w:sz w:val="20"/>
-                <w:szCs w:val="20"/>
-                <w:lang w:val="en-US"/>
-              </w:rPr>
-              <w:t>http.server</w:t>
-            </w:r>
-            <w:proofErr w:type="spellEnd"/>
-            <w:r>
-              <w:rPr>
-                <w:rFonts w:cs="Arial"/>
-                <w:color w:val="1F2937"/>
-                <w:sz w:val="20"/>
-                <w:szCs w:val="20"/>
-                <w:lang w:val="en-US"/>
-              </w:rPr>
-              <w:t>.</w:t>
+              <w:t>HTML5, CSS3, JavaScript ES Modules, Firebase Authentication, Cloud Firestore y Python http.server.</w:t>
             </w:r>
           </w:p>
         </w:tc>
@@ -9490,47 +9372,7 @@
                 <w:sz w:val="20"/>
                 <w:szCs w:val="20"/>
               </w:rPr>
-              <w:t xml:space="preserve">No se requieren dependencias </w:t>
-            </w:r>
-            <w:proofErr w:type="spellStart"/>
-            <w:r>
-              <w:rPr>
-                <w:rFonts w:cs="Arial"/>
-                <w:color w:val="1F2937"/>
-                <w:sz w:val="20"/>
-                <w:szCs w:val="20"/>
-              </w:rPr>
-              <w:t>npm</w:t>
-            </w:r>
-            <w:proofErr w:type="spellEnd"/>
-            <w:r>
-              <w:rPr>
-                <w:rFonts w:cs="Arial"/>
-                <w:color w:val="1F2937"/>
-                <w:sz w:val="20"/>
-                <w:szCs w:val="20"/>
-              </w:rPr>
-              <w:t xml:space="preserve"> obligatorias ni </w:t>
-            </w:r>
-            <w:proofErr w:type="spellStart"/>
-            <w:r>
-              <w:rPr>
-                <w:rFonts w:cs="Arial"/>
-                <w:color w:val="1F2937"/>
-                <w:sz w:val="20"/>
-                <w:szCs w:val="20"/>
-              </w:rPr>
-              <w:t>frameworks</w:t>
-            </w:r>
-            <w:proofErr w:type="spellEnd"/>
-            <w:r>
-              <w:rPr>
-                <w:rFonts w:cs="Arial"/>
-                <w:color w:val="1F2937"/>
-                <w:sz w:val="20"/>
-                <w:szCs w:val="20"/>
-              </w:rPr>
-              <w:t xml:space="preserve"> frontend; el SDK de Firebase se consume desde CDN.</w:t>
+              <w:t>No se requieren dependencias npm obligatorias ni frameworks frontend; el SDK de Firebase se consume desde CDN.</w:t>
             </w:r>
           </w:p>
         </w:tc>
@@ -9640,7 +9482,7 @@
                 <w:sz w:val="20"/>
                 <w:szCs w:val="20"/>
               </w:rPr>
-              <w:t>Ejecución local con iniciar_sarc.bat; despliegue recomendado en hosting estático HTTPS o Firebase Hosting.</w:t>
+              <w:t>Ejecución local con iniciar_sarc.vbs y app.py en segundo plano; despliegue recomendado en hosting estático HTTPS o Firebase Hosting.</w:t>
             </w:r>
           </w:p>
         </w:tc>
@@ -9803,25 +9645,7 @@
                 <w:sz w:val="20"/>
                 <w:szCs w:val="20"/>
               </w:rPr>
-              <w:t xml:space="preserve">Estilos institucionales, </w:t>
-            </w:r>
-            <w:proofErr w:type="spellStart"/>
-            <w:r>
-              <w:rPr>
-                <w:rFonts w:cs="Arial"/>
-                <w:sz w:val="20"/>
-                <w:szCs w:val="20"/>
-              </w:rPr>
-              <w:t>layout</w:t>
-            </w:r>
-            <w:proofErr w:type="spellEnd"/>
-            <w:r>
-              <w:rPr>
-                <w:rFonts w:cs="Arial"/>
-                <w:sz w:val="20"/>
-                <w:szCs w:val="20"/>
-              </w:rPr>
-              <w:t xml:space="preserve"> responsivo, componentes y ajustes visuales por pantalla.</w:t>
+              <w:t>Estilos institucionales, layout responsivo, componentes y ajustes visuales por pantalla.</w:t>
             </w:r>
           </w:p>
         </w:tc>
@@ -9973,7 +9797,7 @@
           <w:szCs w:val="24"/>
         </w:rPr>
       </w:pPr>
-      <w:bookmarkStart w:id="15" w:name="_Toc230191303"/>
+      <w:bookmarkStart w:id="15" w:name="_Toc230255680"/>
       <w:r>
         <w:rPr>
           <w:rFonts w:ascii="Arial" w:hAnsi="Arial" w:cs="Arial"/>
@@ -10594,7 +10418,7 @@
           <w:szCs w:val="24"/>
         </w:rPr>
       </w:pPr>
-      <w:bookmarkStart w:id="16" w:name="_Toc230191304"/>
+      <w:bookmarkStart w:id="16" w:name="_Toc230255681"/>
       <w:bookmarkStart w:id="17" w:name="_Hlk230085361"/>
       <w:r>
         <w:rPr>
@@ -12249,27 +12073,7 @@
                 <w:sz w:val="18"/>
                 <w:szCs w:val="18"/>
               </w:rPr>
-              <w:t xml:space="preserve">Diseño de login, </w:t>
-            </w:r>
-            <w:proofErr w:type="spellStart"/>
-            <w:r>
-              <w:rPr>
-                <w:iCs/>
-                <w:color w:val="1F2937"/>
-                <w:sz w:val="18"/>
-                <w:szCs w:val="18"/>
-              </w:rPr>
-              <w:t>dashboard</w:t>
-            </w:r>
-            <w:proofErr w:type="spellEnd"/>
-            <w:r>
-              <w:rPr>
-                <w:iCs/>
-                <w:color w:val="1F2937"/>
-                <w:sz w:val="18"/>
-                <w:szCs w:val="18"/>
-              </w:rPr>
-              <w:t>, catálogo, progreso y perfil.</w:t>
+              <w:t>Diseño de login, dashboard, catálogo, progreso y perfil.</w:t>
             </w:r>
           </w:p>
         </w:tc>
@@ -14532,7 +14336,7 @@
           <w:szCs w:val="24"/>
         </w:rPr>
       </w:pPr>
-      <w:bookmarkStart w:id="18" w:name="_Toc230191305"/>
+      <w:bookmarkStart w:id="18" w:name="_Toc230255682"/>
       <w:r>
         <w:rPr>
           <w:rFonts w:ascii="Arial" w:hAnsi="Arial" w:cs="Arial"/>
@@ -14564,18 +14368,8 @@
           <w:color w:val="1F2937"/>
           <w:szCs w:val="24"/>
         </w:rPr>
-        <w:t xml:space="preserve">Repositorio </w:t>
+        <w:t>Repositorio Github</w:t>
       </w:r>
-      <w:proofErr w:type="spellStart"/>
-      <w:r>
-        <w:rPr>
-          <w:rFonts w:ascii="Arial" w:hAnsi="Arial" w:cs="Arial"/>
-          <w:color w:val="1F2937"/>
-          <w:szCs w:val="24"/>
-        </w:rPr>
-        <w:t>Github</w:t>
-      </w:r>
-      <w:proofErr w:type="spellEnd"/>
       <w:r>
         <w:rPr>
           <w:rFonts w:ascii="Arial" w:hAnsi="Arial" w:cs="Arial"/>
@@ -14701,7 +14495,7 @@
           <w:sz w:val="24"/>
           <w:szCs w:val="24"/>
         </w:rPr>
-        <w:t>Archivos de despliegue local .bat.</w:t>
+        <w:t>Archivos de despliegue local con lanzador silencioso .vbs e instalador .bat.</w:t>
       </w:r>
     </w:p>
     <w:p>
@@ -14807,21 +14601,8 @@
           <w:szCs w:val="24"/>
           <w:u w:val="none"/>
         </w:rPr>
-        <w:t xml:space="preserve">El sistema se encuentra desplegado en </w:t>
+        <w:t>El sistema se encuentra desplegado en Netlify</w:t>
       </w:r>
-      <w:proofErr w:type="spellStart"/>
-      <w:r>
-        <w:rPr>
-          <w:rStyle w:val="Hipervnculo"/>
-          <w:rFonts w:cs="Arial"/>
-          <w:color w:val="auto"/>
-          <w:sz w:val="24"/>
-          <w:szCs w:val="24"/>
-          <w:u w:val="none"/>
-        </w:rPr>
-        <w:t>Netlify</w:t>
-      </w:r>
-      <w:proofErr w:type="spellEnd"/>
       <w:r>
         <w:rPr>
           <w:rStyle w:val="Hipervnculo"/>
@@ -14860,13 +14641,6 @@
       </w:pPr>
     </w:p>
     <w:p>
-      <w:pPr>
-        <w:rPr>
-          <w:rFonts w:cs="Arial"/>
-          <w:sz w:val="24"/>
-          <w:szCs w:val="24"/>
-        </w:rPr>
-      </w:pPr>
       <w:r>
         <w:rPr>
           <w:rFonts w:cs="Arial"/>
@@ -14903,11 +14677,10 @@
         <w:r>
           <w:rPr>
             <w:rStyle w:val="Hipervnculo"/>
-            <w:rFonts w:cs="Arial"/>
             <w:sz w:val="24"/>
             <w:szCs w:val="24"/>
           </w:rPr>
-          <w:t>https://tubular-marshmallow-dec984.netlify.app/</w:t>
+          <w:t>https://leafy-begonia-67300b.netlify.app/</w:t>
         </w:r>
       </w:hyperlink>
     </w:p>
@@ -14923,7 +14696,7 @@
           <w:lang w:val="en-US"/>
         </w:rPr>
       </w:pPr>
-      <w:bookmarkStart w:id="19" w:name="_Toc230191306"/>
+      <w:bookmarkStart w:id="19" w:name="_Toc230255683"/>
       <w:r>
         <w:rPr>
           <w:rFonts w:ascii="Arial" w:hAnsi="Arial" w:cs="Arial"/>
@@ -14932,21 +14705,9 @@
           <w:szCs w:val="24"/>
           <w:lang w:val="en-US"/>
         </w:rPr>
-        <w:t xml:space="preserve">6. </w:t>
-      </w:r>
-      <w:proofErr w:type="spellStart"/>
-      <w:r>
-        <w:rPr>
-          <w:rFonts w:ascii="Arial" w:hAnsi="Arial" w:cs="Arial"/>
-          <w:color w:val="0B4F8A"/>
-          <w:sz w:val="24"/>
-          <w:szCs w:val="24"/>
-          <w:lang w:val="en-US"/>
-        </w:rPr>
-        <w:t>Referencias</w:t>
+        <w:t>6. Referencias</w:t>
       </w:r>
       <w:bookmarkEnd w:id="19"/>
-      <w:proofErr w:type="spellEnd"/>
     </w:p>
     <w:p>
       <w:pPr>
